--- a/Cover_Letter.docx
+++ b/Cover_Letter.docx
@@ -4,10 +4,7 @@
   <w:body>
     <w:p>
       <w:r>
-        <w:t xml:space="preserve">Hello </w:t>
-      </w:r>
-      <w:r>
-        <w:t>Maria Avila</w:t>
+        <w:t>To whom it may concern</w:t>
       </w:r>
       <w:r>
         <w:t>,</w:t>
@@ -15,52 +12,15 @@
     </w:p>
     <w:p>
       <w:r>
-        <w:t xml:space="preserve">Thank you for reviewing my application </w:t>
+        <w:t xml:space="preserve">I’m recommending Jon Vogel as an </w:t>
       </w:r>
       <w:r>
-        <w:t>for “</w:t>
-      </w:r>
-      <w:r>
-        <w:t>Machine Learning Software Engineer</w:t>
-      </w:r>
-      <w:r>
-        <w:t>” at</w:t>
-      </w:r>
-      <w:r>
-        <w:t xml:space="preserve"> Cornell Lab of Ornithology</w:t>
-      </w:r>
-      <w:r>
-        <w:t>.</w:t>
+        <w:t>iOS developer here at Google. I worked with Jon at Nomad Go where we collaborated to build computer vision models and implement state of the art AI native features to count inventory.</w:t>
       </w:r>
     </w:p>
     <w:p>
       <w:r>
-        <w:t>My parents are avid bird watchers and saw this position advertised in the app. I have been working as a software engineer applying AI to business problems for over a decade. I currently find myself looking for my next role and it would be an absolute pleasure and privilege to work on this project.</w:t>
-      </w:r>
-    </w:p>
-    <w:p>
-      <w:r>
-        <w:t xml:space="preserve">In my resume you will find extensive experience not only training machine learning models but applying them to mobile applications. From computer vision to the latest “visual” VLM’s I have proven I can deliver results in this exciting field. </w:t>
-      </w:r>
-    </w:p>
-    <w:p>
-      <w:r>
-        <w:t>I would like to discuss my fit over a phone call at your earliest convenience.</w:t>
-      </w:r>
-    </w:p>
-    <w:p>
-      <w:r>
-        <w:t>(206) 234-9019</w:t>
-      </w:r>
-    </w:p>
-    <w:p>
-      <w:r>
-        <w:t>Sincerely,</w:t>
-      </w:r>
-    </w:p>
-    <w:p>
-      <w:r>
-        <w:t>Jon Vogel</w:t>
+        <w:t>Not only does Jon have the technical skill to succeed in this role but he is a team player who is always celebrating other success and improving company culture.</w:t>
       </w:r>
     </w:p>
     <w:sectPr>
@@ -676,6 +636,7 @@
   <w:style w:type="character" w:default="1" w:styleId="DefaultParagraphFont">
     <w:name w:val="Default Paragraph Font"/>
     <w:uiPriority w:val="1"/>
+    <w:semiHidden/>
     <w:unhideWhenUsed/>
   </w:style>
   <w:style w:type="table" w:default="1" w:styleId="TableNormal">

--- a/Cover_Letter.docx
+++ b/Cover_Letter.docx
@@ -4,7 +4,7 @@
   <w:body>
     <w:p>
       <w:r>
-        <w:t>To whom it may concern</w:t>
+        <w:t>Hi Tom</w:t>
       </w:r>
       <w:r>
         <w:t>,</w:t>
@@ -12,17 +12,38 @@
     </w:p>
     <w:p>
       <w:r>
-        <w:t xml:space="preserve">I’m recommending Jon Vogel as an </w:t>
+        <w:t xml:space="preserve">Thank you for reviewing my application for the “Staff iOS Engineer (AI Native), Family AI lab” </w:t>
       </w:r>
       <w:r>
-        <w:t>iOS developer here at Google. I worked with Jon at Nomad Go where we collaborated to build computer vision models and implement state of the art AI native features to count inventory.</w:t>
+        <w:t xml:space="preserve">position </w:t>
+      </w:r>
+      <w:r>
+        <w:t>at Life360.</w:t>
       </w:r>
     </w:p>
     <w:p>
       <w:r>
-        <w:t>Not only does Jon have the technical skill to succeed in this role but he is a team player who is always celebrating other success and improving company culture.</w:t>
+        <w:t xml:space="preserve">I have been shipping iOS applications at startups for the last decade, and I am confident my skills can be plug and play for this position. Recently I have been maintaining OpenAI and Anthropic API integrations in Swift so that I can write and deliver best in class AI Native features on mobile. </w:t>
+      </w:r>
+      <w:r>
+        <w:br/>
+      </w:r>
+      <w:r>
+        <w:br/>
+        <w:t>I’m looking forward to telling you more over a phone call (206) 234-9019</w:t>
       </w:r>
     </w:p>
+    <w:p>
+      <w:r>
+        <w:t>Thank you,</w:t>
+      </w:r>
+    </w:p>
+    <w:p>
+      <w:r>
+        <w:t xml:space="preserve">Jon Vogel </w:t>
+      </w:r>
+    </w:p>
+    <w:p/>
     <w:sectPr>
       <w:pgSz w:w="12240" w:h="15840"/>
       <w:pgMar w:top="1440" w:right="1440" w:bottom="1440" w:left="1440" w:header="720" w:footer="720" w:gutter="0"/>
